--- a/ky/wisdom-stories/teacher-hello-do-you-remember-me.docx
+++ b/ky/wisdom-stories/teacher-hello-do-you-remember-me.docx
@@ -147,7 +147,7 @@
           <w:sz w:val="22"/>
           <w:lang w:val="ky-KG"/>
         </w:rPr>
-        <w:t>— Сиз бизге сабак берип жүргөндө, класстагы балдардын бирине ата-энеси кооз саат сатып берген эле. Менин ата-энемдин шарты жок болгондуктан, мага саат алып бере алышчу эмес. Ал саат мага аябай жагып, бир күнү чоң танаписте аны тиги баланын чөнтөгүнөн уурдап алдым. Танапистен кийин бала сааты жоголгонун сизге айтты. Сиз класстагы окуучуларга кайрылып, саатты ким алса, кайра кайтарып беришин сурадыңыз. Эч ким үн катпаганда, бөлмөнүн эшигин жаап, бардык балдардын чөнтөгүн текшерериңизди айттыңыз. Ошондо ичимден: «Бул менин жашоомдогу эң уят учур болот», — деп ойлодум.</w:t>
+        <w:t>— Сиз бизге сабак берип жүргөндө, класстагы балдардын бирине ата-энеси кооз саат сатып берген эле. Менин ата-энемдин шарты жок болгондуктан, мага саат алып бере алышчу эмес. Ал саат мага аябай жагып, бир күнү чоң танаписте аны тиги баланын чөнтөгүнөн уурдап алдым. Танапистен кийин бала сааты уурдалганын сизге айтты. Сиз класстагы окуучуларга кайрылып, саатты ким алса, кайра кайтарып беришин сурадыңыз. Эч ким үн катпаганда, бөлмөнүн эшигин жаап, бардык балдардын чөнтөгүн текшерериңизди айттыңыз. Ошондо ичимден: «Бул менин жашоомдогу эң уят учур болот», — деп ойлодум.</w:t>
       </w:r>
     </w:p>
     <w:p>
@@ -183,7 +183,7 @@
           <w:sz w:val="22"/>
           <w:lang w:val="ky-KG"/>
         </w:rPr>
-        <w:t>Ал окуя мага чоң сабак болду. Чыныгы мугалим окуучусуна билим гана берген адам эмес экенин түшүндүм. Ал туура баалуулуктарды сиңирген, катасы үчүн жазалабай, андан сабак алууну үйрөткөн, окуучусун жашоого канаттандырган адам экен. Дал ошол учурда келечекте мен да сиздей мугалим болууну чечтим.</w:t>
+        <w:t>Ал окуя мага чоң сабак болду. Чыныгы мугалим окуучусуна билим гана берген адам эмес экенин түшүндүм. Ал туура баалуулуктарды сиңирген, катасы үчүн жазалабай, андан сабак алууну үйрөткөн, окуучусун жашоого байланыштырган адам экен. Дал ошол учурда келечекте мен да сиздей мугалим болууну чечтим.</w:t>
       </w:r>
     </w:p>
     <w:p>
@@ -297,7 +297,7 @@
           <w:sz w:val="22"/>
           <w:lang w:val="ky-KG"/>
         </w:rPr>
-        <w:t xml:space="preserve">Сабак: </w:t>
+        <w:t>Сабак: Адамдын кемчилигин бетине чаппай, көзүн жумуп аны коргоо — чыныгы мугалимдик. Кадыр-баркы сакталган адам катасынан сабак алып көтөрүлөт.</w:t>
       </w:r>
       <w:r>
         <w:rPr>
@@ -306,7 +306,6 @@
           <w:sz w:val="22"/>
           <w:lang w:val="ky-KG"/>
         </w:rPr>
-        <w:t>Баланын катасын оңдоп жатып кадырын тебелебе. Абийирин сактап, туура жолго салган мугалимдин сабагы өмүр бою калат.</w:t>
       </w:r>
     </w:p>
     <w:p>
@@ -326,7 +325,7 @@
           <w:sz w:val="18"/>
           <w:lang w:val="ky-KG"/>
         </w:rPr>
-        <w:t>Окуя ачык интернет булактарынан алынды.</w:t>
+        <w:t>Аңгемелер ачык интернет булактарынан алынган, иллюстрациялар болсо ЖИ менен түзүлгөн.</w:t>
       </w:r>
     </w:p>
     <w:sectPr>
